--- a/INFO CLUBES Y LAB/Info y fotos Arias/Textos e info Arias.docx
+++ b/INFO CLUBES Y LAB/Info y fotos Arias/Textos e info Arias.docx
@@ -235,7 +235,7 @@
         <w:rPr>
           <w:rtl w:val="0"/>
         </w:rPr>
-        <w:t xml:space="preserve">Documento aparte (falta subir)</w:t>
+        <w:t xml:space="preserve">Documento aparte </w:t>
       </w:r>
     </w:p>
     <w:p>
